--- a/plantillas_maestras/03_seguro_desgravamen/negativa_cobertura/1_ddo_aseguradora/varon/TPL_2560_2025_SEGURO_DESGRAVAMEN_NEGATIVA_COBERTURA_ASEGURADORA_VARON.docx
+++ b/plantillas_maestras/03_seguro_desgravamen/negativa_cobertura/1_ddo_aseguradora/varon/TPL_2560_2025_SEGURO_DESGRAVAMEN_NEGATIVA_COBERTURA_ASEGURADORA_VARON.docx
@@ -50,7 +50,7 @@
           <w:lang w:eastAsia="es-PE"/>
           <w14:ligatures w14:val="none"/>
         </w:rPr>
-        <w:t>EXPEDIENTE N°</w:t>
+        <w:t>EXPEDIENTE </w:t>
       </w:r>
       <w:r>
         <w:rPr>
@@ -138,7 +138,7 @@
           <w14:ligatures w14:val="none"/>
         </w:rPr>
         <w:tab/>
-        <w:t xml:space="preserve">:         </w:t>
+        <w:t xml:space="preserve">: </w:t>
       </w:r>
       <w:bookmarkStart w:id="0" w:name="_Hlk62505593"/>
       <w:r>
@@ -215,7 +215,7 @@
           <w14:ligatures w14:val="none"/>
         </w:rPr>
         <w:tab/>
-        <w:t xml:space="preserve">:         </w:t>
+        <w:t xml:space="preserve">: </w:t>
       </w:r>
       <w:r>
         <w:rPr>
@@ -382,7 +382,7 @@
           <w:lang w:eastAsia="es-PE"/>
           <w14:ligatures w14:val="none"/>
         </w:rPr>
-        <w:t xml:space="preserve">RESOLUCIÓN N°        </w:t>
+        <w:t xml:space="preserve">RESOLUCIÓN </w:t>
       </w:r>
       <w:r>
         <w:rPr>
@@ -722,7 +722,7 @@
           <w:lang w:eastAsia="es-PE"/>
           <w14:ligatures w14:val="none"/>
         </w:rPr>
-        <w:t>por presuntas infracciones a la Ley N°</w:t>
+        <w:t>por presuntas infracciones a la Ley </w:t>
       </w:r>
       <w:r>
         <w:rPr>
@@ -872,7 +872,7 @@
           <w:lang w:eastAsia="es-PE"/>
           <w14:ligatures w14:val="none"/>
         </w:rPr>
-        <w:t xml:space="preserve">N° 500038 </w:t>
+        <w:t xml:space="preserve">500038 </w:t>
       </w:r>
       <w:r>
         <w:rPr>
@@ -940,7 +940,7 @@
           <w:lang w:eastAsia="es-PE"/>
           <w14:ligatures w14:val="none"/>
         </w:rPr>
-        <w:t xml:space="preserve"> Dictamen de Evaluación y Calificación de Invalidez N° 03045-2024, avalado por el Comité Médico </w:t>
+        <w:t xml:space="preserve"> Dictamen de Evaluación y Calificación de Invalidez 03045-2024, avalado por el Comité Médico </w:t>
       </w:r>
       <w:r>
         <w:rPr>
@@ -1128,7 +1128,7 @@
           <w:lang w:eastAsia="es-PE"/>
           <w14:ligatures w14:val="none"/>
         </w:rPr>
-        <w:t xml:space="preserve">N° </w:t>
+        <w:t xml:space="preserve"/>
       </w:r>
       <w:r>
         <w:rPr>
@@ -1414,7 +1414,7 @@
           <w:lang w:eastAsia="es-PE"/>
           <w14:ligatures w14:val="none"/>
         </w:rPr>
-        <w:t xml:space="preserve">La Secretaría Técnica de la Comisión de Protección al Consumidor N°1 (en adelante, la Secretaría Técnica), </w:t>
+        <w:t xml:space="preserve">La Secretaría Técnica de la Comisión de Protección al Consumidor 1 (en adelante, la Secretaría Técnica), </w:t>
       </w:r>
       <w:bookmarkEnd w:id="1"/>
       <w:bookmarkEnd w:id="2"/>
@@ -1467,7 +1467,7 @@
           <w14:ligatures w14:val="none"/>
         </w:rPr>
         <w:lastRenderedPageBreak/>
-        <w:t>compañía aseguradora se habría negado injustificadamente a otorgar al denunciante la cobertura del Seguro de Desgravamen - Póliza N° 500038, por la invalidez total y permanente que padece</w:t>
+        <w:t>compañía aseguradora se habría negado injustificadamente a otorgar al denunciante la cobertura del Seguro de Desgravamen - Póliza 500038, por la invalidez total y permanente que padece</w:t>
       </w:r>
       <w:r>
         <w:rPr>
@@ -1495,7 +1495,7 @@
           <w:lang w:eastAsia="es-PE"/>
           <w14:ligatures w14:val="none"/>
         </w:rPr>
-        <w:t>°</w:t>
+        <w:t/>
       </w:r>
       <w:r>
         <w:rPr>
@@ -1513,7 +1513,7 @@
           <w:lang w:eastAsia="es-PE"/>
           <w14:ligatures w14:val="none"/>
         </w:rPr>
-        <w:t>°</w:t>
+        <w:t/>
       </w:r>
       <w:r>
         <w:rPr>
@@ -1596,7 +1596,7 @@
           <w:kern w:val="0"/>
           <w14:ligatures w14:val="none"/>
         </w:rPr>
-        <w:t>la compañía aseguradora no habría entregado la Declaración personal de Salud al denunciante en virtud de la contratación de la Póliza N° 500038</w:t>
+        <w:t>la compañía aseguradora no habría entregado la Declaración personal de Salud al denunciante en virtud de la contratación de la Póliza 500038</w:t>
       </w:r>
       <w:r>
         <w:rPr>
@@ -1624,7 +1624,7 @@
           <w:lang w:eastAsia="es-PE"/>
           <w14:ligatures w14:val="none"/>
         </w:rPr>
-        <w:t>°</w:t>
+        <w:t/>
       </w:r>
       <w:r>
         <w:rPr>
@@ -1642,7 +1642,7 @@
           <w:lang w:eastAsia="es-PE"/>
           <w14:ligatures w14:val="none"/>
         </w:rPr>
-        <w:t>°</w:t>
+        <w:t/>
       </w:r>
       <w:r>
         <w:rPr>
@@ -1827,7 +1827,7 @@
           <w:lang w:val="es-ES" w:eastAsia="es-ES"/>
           <w14:ligatures w14:val="none"/>
         </w:rPr>
-        <w:t>conviene en requerir a los proveedores que, en un plazo no mayor de cinco (5) días hábiles contado a partir del día siguiente de la notificación de la presente resolución, cumpla con presentar:  (i) una copia completa y legible de la póliza del Seguro de Desgravamen N° 500038 y/o certificado, materia de denuncia debidamente suscrito por el denunciante; y, (ii) presentar los documentos que acrediten la preexistencia del consumidor alegada en su carta de rechazo</w:t>
+        <w:t>conviene en requerir a los proveedores que, en un plazo no mayor de cinco (5) días hábiles contado a partir del día siguiente de la notificación de la presente resolución, cumpla con presentar: (i) una copia completa y legible de la póliza del Seguro de Desgravamen 500038 y/o certificado, materia de denuncia debidamente suscrito por el denunciante; y, (ii) presentar los documentos que acrediten la preexistencia del consumidor alegada en su carta de rechazo</w:t>
       </w:r>
       <w:r>
         <w:rPr>
@@ -2100,14 +2100,14 @@
           <w:color w:val="000000" w:themeColor="text1"/>
           <w:shd w:val="clear" w:color="auto" w:fill="FFFFFF"/>
         </w:rPr>
-        <w:t xml:space="preserve">° y 19° </w:t>
+        <w:t xml:space="preserve"> y 19 </w:t>
       </w:r>
       <w:r>
         <w:rPr>
           <w:rFonts w:ascii="Arial Narrow" w:hAnsi="Arial Narrow"/>
           <w:color w:val="000000" w:themeColor="text1"/>
         </w:rPr>
-        <w:t xml:space="preserve">de la Ley Nº 29571, Código de Protección y Defensa del Consumidor, </w:t>
+        <w:t xml:space="preserve">de la Ley 29571, Código de Protección y Defensa del Consumidor, </w:t>
       </w:r>
       <w:r>
         <w:rPr>
@@ -2141,7 +2141,7 @@
           <w:lang w:eastAsia="es-PE"/>
           <w14:ligatures w14:val="none"/>
         </w:rPr>
-        <w:t xml:space="preserve">Póliza N° 500038, </w:t>
+        <w:t xml:space="preserve">Póliza 500038, </w:t>
       </w:r>
       <w:r>
         <w:rPr>
@@ -2221,14 +2221,14 @@
           <w:color w:val="000000" w:themeColor="text1"/>
           <w:shd w:val="clear" w:color="auto" w:fill="FFFFFF"/>
         </w:rPr>
-        <w:t xml:space="preserve">° y 19° </w:t>
+        <w:t xml:space="preserve"> y 19 </w:t>
       </w:r>
       <w:r>
         <w:rPr>
           <w:rFonts w:ascii="Arial Narrow" w:hAnsi="Arial Narrow"/>
           <w:color w:val="000000" w:themeColor="text1"/>
         </w:rPr>
-        <w:t xml:space="preserve">de la Ley Nº 29571, Código de Protección y Defensa del Consumidor, </w:t>
+        <w:t xml:space="preserve">de la Ley 29571, Código de Protección y Defensa del Consumidor, </w:t>
       </w:r>
       <w:r>
         <w:rPr>
@@ -2244,7 +2244,7 @@
           <w:lang w:eastAsia="es-PE"/>
           <w14:ligatures w14:val="none"/>
         </w:rPr>
-        <w:t>Póliza N° 500038</w:t>
+        <w:t>Póliza 500038</w:t>
       </w:r>
       <w:r>
         <w:rPr>
@@ -2525,7 +2525,7 @@
         <w:rPr>
           <w:rFonts w:ascii="Arial Narrow" w:eastAsia="Arial Narrow" w:hAnsi="Arial Narrow" w:cs="Arial Narrow"/>
         </w:rPr>
-        <w:t>fijar domicilio procesal para el procedimiento, de conformidad con el numeral 442.1 del artículo 442° del Código Procesal Civil.</w:t>
+        <w:t>fijar domicilio procesal para el procedimiento, de conformidad con el numeral 442.1 del artículo 442 del Código Procesal Civil.</w:t>
       </w:r>
     </w:p>
     <w:p>
@@ -2559,7 +2559,7 @@
         <w:rPr>
           <w:rFonts w:ascii="Arial Narrow" w:eastAsia="Calibri" w:hAnsi="Arial Narrow" w:cs="Arial"/>
         </w:rPr>
-        <w:t xml:space="preserve">. Ello, a fin de que la Comisión pueda merituar dicha documentación, conforme lo establece el artículo 110º del </w:t>
+        <w:t xml:space="preserve">. Ello, a fin de que la Comisión pueda merituar dicha documentación, conforme lo establece el artículo 110 del </w:t>
       </w:r>
       <w:r>
         <w:rPr>
@@ -2716,7 +2716,7 @@
           <w:rFonts w:ascii="Arial Narrow" w:hAnsi="Arial Narrow" w:cs="Arial"/>
           <w:lang w:val="es-ES" w:eastAsia="es-ES"/>
         </w:rPr>
-        <w:t xml:space="preserve">para que, de conformidad con lo dispuesto por el artículo 26° del Decreto Legislativo N° 807, presente sus descargos en un plazo no mayor de cinco (5) días hábiles contado desde el día siguiente de la notificación de la presente resolución, vencido el cual, el Secretario Técnico declarará en rebeldía al denunciado que no lo hubiera presentado. Debe precisarse que </w:t>
+        <w:t xml:space="preserve">para que, de conformidad con lo dispuesto por el artículo 26 del Decreto Legislativo 807, presente sus descargos en un plazo no mayor de cinco (5) días hábiles contado desde el día siguiente de la notificación de la presente resolución, vencido el cual, el Secretario Técnico declarará en rebeldía al denunciado que no lo hubiera presentado. Debe precisarse que </w:t>
       </w:r>
       <w:r>
         <w:rPr>
@@ -2724,7 +2724,7 @@
           <w:spacing w:val="-3"/>
           <w:lang w:eastAsia="es-ES"/>
         </w:rPr>
-        <w:t xml:space="preserve">de conformidad con lo establecido por el numeral 233.1 del artículo 233° del Texto Único Ordenado de la Ley N° 27444, Ley del Procedimiento Administrativo General, las </w:t>
+        <w:t xml:space="preserve">de conformidad con lo establecido por el numeral 233.1 del artículo 233 del Texto Único Ordenado de la Ley 27444, Ley del Procedimiento Administrativo General, las </w:t>
       </w:r>
       <w:r>
         <w:rPr>
@@ -2888,7 +2888,7 @@
         <w:rPr>
           <w:rFonts w:ascii="Arial Narrow" w:hAnsi="Arial Narrow"/>
         </w:rPr>
-        <w:t xml:space="preserve"> Seguro de Desgravamen N° </w:t>
+        <w:t xml:space="preserve"> Seguro de Desgravamen </w:t>
       </w:r>
       <w:r>
         <w:rPr>
@@ -2978,7 +2978,7 @@
         <w:rPr>
           <w:rFonts w:ascii="Arial Narrow" w:eastAsia="Arial Narrow" w:hAnsi="Arial Narrow" w:cs="Arial Narrow"/>
         </w:rPr>
-        <w:t xml:space="preserve">nformar a las partes que el artículo 110 de la Ley Nº 29571, Código de Protección y Defensa del </w:t>
+        <w:t xml:space="preserve">nformar a las partes que el artículo 110 de la Ley 29571, Código de Protección y Defensa del </w:t>
       </w:r>
       <w:r>
         <w:rPr>
@@ -3095,14 +3095,14 @@
         <w:rPr>
           <w:rFonts w:ascii="Arial Narrow" w:eastAsia="Arial Narrow" w:hAnsi="Arial Narrow" w:cs="Arial Narrow"/>
         </w:rPr>
-        <w:t xml:space="preserve">nformar a las partes que conforme a lo establecido en el artículo 39° del </w:t>
+        <w:t xml:space="preserve">nformar a las partes que conforme a lo establecido en el artículo 39 del </w:t>
       </w:r>
       <w:r>
         <w:rPr>
           <w:rFonts w:ascii="Arial Narrow" w:hAnsi="Arial Narrow" w:cs="Arial"/>
           <w:lang w:eastAsia="es-ES"/>
         </w:rPr>
-        <w:t>Decreto Legislativo N° 807</w:t>
+        <w:t>Decreto Legislativo 807</w:t>
       </w:r>
       <w:r>
         <w:rPr>
@@ -3157,7 +3157,7 @@
         <w:rPr>
           <w:rFonts w:ascii="Arial Narrow" w:hAnsi="Arial Narrow" w:cs="Arial"/>
         </w:rPr>
-        <w:t>omunicar a las partes que, de acuerdo con lo señalado por el artículo 29° del Decreto Legislativo N° 807</w:t>
+        <w:t>omunicar a las partes que, de acuerdo con lo señalado por el artículo 29 del Decreto Legislativo 807</w:t>
       </w:r>
       <w:r>
         <w:rPr>
@@ -3353,7 +3353,7 @@
           <w:lang w:eastAsia="es-PE"/>
           <w14:ligatures w14:val="none"/>
         </w:rPr>
-        <w:t>°</w:t>
+        <w:t/>
       </w:r>
       <w:r>
         <w:rPr>
@@ -3370,7 +3370,7 @@
           <w:lang w:eastAsia="es-PE"/>
           <w14:ligatures w14:val="none"/>
         </w:rPr>
-        <w:t>°</w:t>
+        <w:t/>
       </w:r>
       <w:r>
         <w:rPr>
@@ -3784,7 +3784,7 @@
           <w:sz w:val="14"/>
           <w:szCs w:val="14"/>
         </w:rPr>
-        <w:t>Denuncia remitida a esta Comisión mediante Memorándum N° 000750-2025-LOR/INDECOPI de fecha 10 de octubre de 2025, recepcionado el 10 de octubre de 2025.</w:t>
+        <w:t>Denuncia remitida a esta Comisión mediante Memorándum 000750-2025-LOR/INDECOPI de fecha 10 de octubre de 2025, recepcionado el 10 de octubre de 2025.</w:t>
       </w:r>
     </w:p>
     <w:p>
@@ -3910,7 +3910,7 @@
           <w:sz w:val="14"/>
           <w:szCs w:val="14"/>
         </w:rPr>
-        <w:t xml:space="preserve">  </w:t>
+        <w:t xml:space="preserve"> </w:t>
       </w:r>
       <w:r>
         <w:rPr>
@@ -3928,7 +3928,7 @@
           <w:sz w:val="14"/>
           <w:szCs w:val="14"/>
         </w:rPr>
-        <w:t xml:space="preserve">LEY N° 29571, CÓDIGO DE PROTECCIÓN Y DEFENSA DEL CONSUMIDOR, publicado el 2 de setiembre de 2010 y modificado por Decreto Legislativo N° 1308 </w:t>
+        <w:t xml:space="preserve">LEY 29571, CÓDIGO DE PROTECCIÓN Y DEFENSA DEL CONSUMIDOR, publicado el 2 de setiembre de 2010 y modificado por Decreto Legislativo 1308 </w:t>
       </w:r>
     </w:p>
     <w:p>
@@ -3980,7 +3980,7 @@
           <w:szCs w:val="14"/>
         </w:rPr>
         <w:tab/>
-        <w:t xml:space="preserve">El Instituto Nacional de Defensa de la Competencia y de la Protección de la Propiedad Intelectual (Indecopi) es la autoridad con competencia primaria y de alcance nacional para conocer las presuntas infracciones a las disposiciones contenidas en el presente Código, así como para imponer las sanciones y medidas correctivas establecidas en el presente capítulo, conforme al Decreto Legislativo N° 1033, Ley de Organización y Funciones del Indecopi. Dicha competencia solo puede ser negada cuando ella haya sido asignada o se asigne a favor de otro organismo por norma expresa con rango de ley. </w:t>
+        <w:t xml:space="preserve">El Instituto Nacional de Defensa de la Competencia y de la Protección de la Propiedad Intelectual (Indecopi) es la autoridad con competencia primaria y de alcance nacional para conocer las presuntas infracciones a las disposiciones contenidas en el presente Código, así como para imponer las sanciones y medidas correctivas establecidas en el presente capítulo, conforme al Decreto Legislativo 1033, Ley de Organización y Funciones del Indecopi. Dicha competencia solo puede ser negada cuando ella haya sido asignada o se asigne a favor de otro organismo por norma expresa con rango de ley. </w:t>
       </w:r>
     </w:p>
     <w:p>
@@ -4054,7 +4054,7 @@
           <w:sz w:val="14"/>
           <w:szCs w:val="14"/>
         </w:rPr>
-        <w:t xml:space="preserve">LEY DE ORGANIZACIÓN Y FUNCIONES DEL INDECOPI, APROBADA POR DECRETO LEGISLATIVO N° 1033 </w:t>
+        <w:t xml:space="preserve">LEY DE ORGANIZACIÓN Y FUNCIONES DEL INDECOPI, APROBADA POR DECRETO LEGISLATIVO 1033 </w:t>
       </w:r>
     </w:p>
     <w:p>
@@ -4163,7 +4163,7 @@
           <w:sz w:val="14"/>
           <w:szCs w:val="14"/>
         </w:rPr>
-        <w:t xml:space="preserve">           </w:t>
+        <w:t xml:space="preserve"> </w:t>
       </w:r>
       <w:r>
         <w:rPr>
@@ -4181,7 +4181,7 @@
           <w:sz w:val="14"/>
           <w:szCs w:val="14"/>
         </w:rPr>
-        <w:t xml:space="preserve">LEY N° 29571, CÓDIGO DE PROTECCIÓN Y DEFENSA DEL CONSUMIDOR, publicado el 2 de setiembre de 2010 y modificado por Decreto Legislativo N° 1308   </w:t>
+        <w:t xml:space="preserve">LEY 29571, CÓDIGO DE PROTECCIÓN Y DEFENSA DEL CONSUMIDOR, publicado el 2 de setiembre de 2010 y modificado por Decreto Legislativo 1308 </w:t>
       </w:r>
     </w:p>
     <w:p>
@@ -4205,7 +4205,7 @@
           <w:sz w:val="14"/>
           <w:szCs w:val="14"/>
         </w:rPr>
-        <w:t xml:space="preserve">Artículo 18.- Idoneidad   </w:t>
+        <w:t xml:space="preserve">Artículo 18.- Idoneidad </w:t>
       </w:r>
     </w:p>
     <w:p>
@@ -4225,7 +4225,7 @@
           <w:sz w:val="14"/>
           <w:szCs w:val="14"/>
         </w:rPr>
-        <w:t xml:space="preserve">Se entiende por idoneidad la correspondencia entre lo que un consumidor espera y lo que efectivamente recibe, en función a lo que se le hubiera ofrecido, la publicidad e información transmitida, las condiciones y circunstancias de la transacción, las características y naturaleza del producto o servicio, el precio, entre otros factores, atendiendo a las circunstancias del caso.    </w:t>
+        <w:t xml:space="preserve">Se entiende por idoneidad la correspondencia entre lo que un consumidor espera y lo que efectivamente recibe, en función a lo que se le hubiera ofrecido, la publicidad e información transmitida, las condiciones y circunstancias de la transacción, las características y naturaleza del producto o servicio, el precio, entre otros factores, atendiendo a las circunstancias del caso. </w:t>
       </w:r>
     </w:p>
     <w:p>
@@ -4339,7 +4339,7 @@
           <w:szCs w:val="14"/>
         </w:rPr>
         <w:tab/>
-        <w:t>El número de trabajadores se atenderá siempre que la empresa haya sido constituida antes de la vigencia de la Ley Nº 30056, publicada el 2 de julio de 2013, que modificó el artículo 5º del Texto Único Ordenado de la Ley de Promoción de la Competitividad, Formalización y Desarrollo de la Micro y Pequeña Empresa y de Acceso al Empleo Decente (LEY MYPE). Ello, en la medida que la Tercera Disposición Complementaria Transitoria de la norma modificatoria precisa que las empresas constituidas antes de la entrada en vigencia de dicha Ley se rigen por los requisitos de acogimiento al régimen de las micro y pequeñas empresas regulados en el Decreto Legislativo 1086.</w:t>
+        <w:t>El número de trabajadores se atenderá siempre que la empresa haya sido constituida antes de la vigencia de la Ley 30056, publicada el 2 de julio de 2013, que modificó el artículo 5 del Texto Único Ordenado de la Ley de Promoción de la Competitividad, Formalización y Desarrollo de la Micro y Pequeña Empresa y de Acceso al Empleo Decente (LEY MYPE). Ello, en la medida que la Tercera Disposición Complementaria Transitoria de la norma modificatoria precisa que las empresas constituidas antes de la entrada en vigencia de dicha Ley se rigen por los requisitos de acogimiento al régimen de las micro y pequeñas empresas regulados en el Decreto Legislativo 1086.</w:t>
       </w:r>
     </w:p>
     <w:p>
@@ -4400,7 +4400,7 @@
           <w:sz w:val="14"/>
           <w:szCs w:val="14"/>
         </w:rPr>
-        <w:t xml:space="preserve">LEY N° 29571, CÓDIGO DE PROTECCIÓN Y DEFENSA DEL CONSUMIDOR, publicado el 2 de setiembre de 2010 y modificado por Decreto Legislativo N° 1308  </w:t>
+        <w:t xml:space="preserve">LEY 29571, CÓDIGO DE PROTECCIÓN Y DEFENSA DEL CONSUMIDOR, publicado el 2 de setiembre de 2010 y modificado por Decreto Legislativo 1308 </w:t>
       </w:r>
     </w:p>
     <w:p>
@@ -4432,7 +4432,7 @@
           <w:sz w:val="14"/>
           <w:szCs w:val="14"/>
         </w:rPr>
-        <w:t>Artículo 110º.- Sanciones Administrativas</w:t>
+        <w:t>Artículo 110.- Sanciones Administrativas</w:t>
       </w:r>
     </w:p>
     <w:p>
@@ -4565,7 +4565,7 @@
           <w:sz w:val="14"/>
           <w:szCs w:val="14"/>
         </w:rPr>
-        <w:t xml:space="preserve">             </w:t>
+        <w:t xml:space="preserve"> </w:t>
       </w:r>
       <w:r>
         <w:rPr>
@@ -4575,7 +4575,7 @@
           <w:sz w:val="14"/>
           <w:szCs w:val="14"/>
         </w:rPr>
-        <w:t>TEXTO ÚNICO ORDENADO DE LA LEY N° 27444, LEY DE PROCEDIMIENTO ADMINISTRATIVO GENERAL, aprobado por el</w:t>
+        <w:t>TEXTO ÚNICO ORDENADO DE LA LEY 27444, LEY DE PROCEDIMIENTO ADMINISTRATIVO GENERAL, aprobado por el</w:t>
       </w:r>
     </w:p>
     <w:p>
@@ -4599,7 +4599,7 @@
           <w:sz w:val="14"/>
           <w:szCs w:val="14"/>
         </w:rPr>
-        <w:t xml:space="preserve">                Decreto Supremo 006-2026-JUS</w:t>
+        <w:t xml:space="preserve"> Decreto Supremo 006-2026-JUS</w:t>
       </w:r>
     </w:p>
     <w:p>
@@ -4708,7 +4708,7 @@
           <w:sz w:val="14"/>
           <w:szCs w:val="14"/>
         </w:rPr>
-        <w:t xml:space="preserve">           </w:t>
+        <w:t xml:space="preserve"> </w:t>
       </w:r>
       <w:r>
         <w:rPr>
@@ -4718,7 +4718,7 @@
           <w:sz w:val="14"/>
           <w:szCs w:val="14"/>
         </w:rPr>
-        <w:t>LEY 29571, CÓDIGO DE PROTECCIÓN Y DEFENSA DEL CONSUMIDOR, publicado el 2 de setiembre de 2010 y modificado por Decreto Legislativo N° 1308</w:t>
+        <w:t>LEY 29571, CÓDIGO DE PROTECCIÓN Y DEFENSA DEL CONSUMIDOR, publicado el 2 de setiembre de 2010 y modificado por Decreto Legislativo 1308</w:t>
       </w:r>
     </w:p>
     <w:p>
@@ -4742,7 +4742,7 @@
           <w:sz w:val="14"/>
           <w:szCs w:val="14"/>
         </w:rPr>
-        <w:t xml:space="preserve">               Artículo 110.- Sanciones administrativas</w:t>
+        <w:t xml:space="preserve"> Artículo 110.- Sanciones administrativas</w:t>
       </w:r>
     </w:p>
     <w:p>
@@ -4762,7 +4762,7 @@
           <w:sz w:val="14"/>
           <w:szCs w:val="14"/>
         </w:rPr>
-        <w:t xml:space="preserve">                El órgano resolutivo puede sancionar las infracciones administrativas a que se refiere el artículo 108º con amonestación y multas de hasta cuatrocientos cincuenta (450) Unidades Impositivas Tributarias (UIT), las cuales son calificadas de la siguiente manera:</w:t>
+        <w:t xml:space="preserve"> El órgano resolutivo puede sancionar las infracciones administrativas a que se refiere el artículo 108 con amonestación y multas de hasta cuatrocientos cincuenta (450) Unidades Impositivas Tributarias (UIT), las cuales son calificadas de la siguiente manera:</w:t>
       </w:r>
     </w:p>
     <w:p>
@@ -4866,14 +4866,6 @@
           <w:sz w:val="14"/>
           <w:szCs w:val="14"/>
         </w:rPr>
-        <w:t xml:space="preserve">          </w:t>
-      </w:r>
-      <w:r>
-        <w:rPr>
-          <w:rFonts w:ascii="Arial Narrow" w:eastAsia="Arial Narrow" w:hAnsi="Arial Narrow" w:cs="Arial Narrow"/>
-          <w:sz w:val="14"/>
-          <w:szCs w:val="14"/>
-        </w:rPr>
         <w:t xml:space="preserve"> </w:t>
       </w:r>
       <w:r>
@@ -4890,6 +4882,14 @@
           <w:sz w:val="14"/>
           <w:szCs w:val="14"/>
         </w:rPr>
+        <w:t xml:space="preserve"> </w:t>
+      </w:r>
+      <w:r>
+        <w:rPr>
+          <w:rFonts w:ascii="Arial Narrow" w:eastAsia="Arial Narrow" w:hAnsi="Arial Narrow" w:cs="Arial Narrow"/>
+          <w:sz w:val="14"/>
+          <w:szCs w:val="14"/>
+        </w:rPr>
         <w:tab/>
       </w:r>
       <w:r>
@@ -4940,7 +4940,7 @@
           <w:sz w:val="14"/>
           <w:szCs w:val="14"/>
         </w:rPr>
-        <w:t xml:space="preserve"> el proveedor incumpla un acuerdo conciliatorio o cualquier otro acuerdo que de forma indubitable deje constancia de la manifestación de voluntad expresa de las partes de dar por culminada la controversia, o un laudo arbitral, el órgano resolutivo puede sancionar con una multa entre una (1) Unidad Impositiva Tributaria y doscientos (200) Unidades Impositivas Tributarias. Para la graduación se observan los criterios establecidos en el presente Código y supletoriamente, los criterios que establece la Ley N° 27444, Ley del Procedimiento Administrativo General o la norma que la sustituya o complemente.</w:t>
+        <w:t xml:space="preserve"> el proveedor incumpla un acuerdo conciliatorio o cualquier otro acuerdo que de forma indubitable deje constancia de la manifestación de voluntad expresa de las partes de dar por culminada la controversia, o un laudo arbitral, el órgano resolutivo puede sancionar con una multa entre una (1) Unidad Impositiva Tributaria y doscientos (200) Unidades Impositivas Tributarias. Para la graduación se observan los criterios establecidos en el presente Código y supletoriamente, los criterios que establece la Ley 27444, Ley del Procedimiento Administrativo General o la norma que la sustituya o complemente.</w:t>
       </w:r>
     </w:p>
     <w:p>
@@ -5022,7 +5022,7 @@
           <w:sz w:val="14"/>
           <w:szCs w:val="14"/>
         </w:rPr>
-        <w:t>LEY 29571, CÓDIGO DE PROTECCIÓN Y DEFENSA DEL CONSUMIDOR, publicado el 2 de setiembre de 2010 y modificado por Decreto Legislativo N° 1308</w:t>
+        <w:t>LEY 29571, CÓDIGO DE PROTECCIÓN Y DEFENSA DEL CONSUMIDOR, publicado el 2 de setiembre de 2010 y modificado por Decreto Legislativo 1308</w:t>
       </w:r>
     </w:p>
     <w:p>
@@ -5044,7 +5044,7 @@
           <w:sz w:val="14"/>
           <w:szCs w:val="14"/>
         </w:rPr>
-        <w:t xml:space="preserve">                Artículo 114.- Medidas correctivas</w:t>
+        <w:t xml:space="preserve"> Artículo 114.- Medidas correctivas</w:t>
       </w:r>
     </w:p>
     <w:p>
@@ -5084,7 +5084,7 @@
           <w:sz w:val="14"/>
           <w:szCs w:val="14"/>
         </w:rPr>
-        <w:t xml:space="preserve">                Las medidas correctivas reparadoras pueden dictarse a pedido de parte o de oficio, siempre y cuando sean expresamente informadas sobre esa posibilidad en la notificación de cargo al proveedor por la autoridad encargada del procedimiento. </w:t>
+        <w:t xml:space="preserve"> Las medidas correctivas reparadoras pueden dictarse a pedido de parte o de oficio, siempre y cuando sean expresamente informadas sobre esa posibilidad en la notificación de cargo al proveedor por la autoridad encargada del procedimiento. </w:t>
       </w:r>
     </w:p>
     <w:p>
@@ -5104,7 +5104,7 @@
           <w:sz w:val="14"/>
           <w:szCs w:val="14"/>
         </w:rPr>
-        <w:t xml:space="preserve">                Las medidas correctivas complementarias pueden dictarse de oficio o a pedido de parte.</w:t>
+        <w:t xml:space="preserve"> Las medidas correctivas complementarias pueden dictarse de oficio o a pedido de parte.</w:t>
       </w:r>
     </w:p>
     <w:p>
@@ -5126,7 +5126,7 @@
           <w:sz w:val="14"/>
           <w:szCs w:val="14"/>
         </w:rPr>
-        <w:t xml:space="preserve">               Artículo 115.- Medidas correctivas reparadoras</w:t>
+        <w:t xml:space="preserve"> Artículo 115.- Medidas correctivas reparadoras</w:t>
       </w:r>
     </w:p>
     <w:p>
@@ -5214,7 +5214,7 @@
           <w:sz w:val="14"/>
           <w:szCs w:val="14"/>
         </w:rPr>
-        <w:t>Cambiar productos por otros de idénticas o similares características, cuando la reparación no sea posible o no resulte    razonable según las circunstancias.</w:t>
+        <w:t>Cambiar productos por otros de idénticas o similares características, cuando la reparación no sea posible o no resulte razonable según las circunstancias.</w:t>
       </w:r>
     </w:p>
     <w:p>
@@ -5429,7 +5429,7 @@
           <w:sz w:val="14"/>
           <w:szCs w:val="14"/>
         </w:rPr>
-        <w:t>115.2    Las medidas correctivas reparadoras no pueden ser solicitadas de manera acumulativa conjunta, pudiendo plantearse de manera alternativa o subsidiaria, con excepción de la medida correctiva señalada en el literal h) que puede solicitarse conjuntamente con otra medida correctiva. Cuando los órganos competentes del Indecopi se pronuncian respecto de una medida correctiva reparadora, aplican el principio de congruencia procesal.</w:t>
+        <w:t>115.2 Las medidas correctivas reparadoras no pueden ser solicitadas de manera acumulativa conjunta, pudiendo plantearse de manera alternativa o subsidiaria, con excepción de la medida correctiva señalada en el literal h) que puede solicitarse conjuntamente con otra medida correctiva. Cuando los órganos competentes del Indecopi se pronuncian respecto de una medida correctiva reparadora, aplican el principio de congruencia procesal.</w:t>
       </w:r>
     </w:p>
     <w:p>
@@ -5469,7 +5469,7 @@
           <w:sz w:val="14"/>
           <w:szCs w:val="14"/>
         </w:rPr>
-        <w:t>115.3    Las medidas correctivas reparadoras pueden solicitarse en cualquier momento hasta antes de la notificación de cargo al proveedor, sin perjuicio de la facultad de secretaría técnica de la comisión de requerir al consumidor que precise la medida correctiva materia de solicitud. El consumidor puede variar su solicitud de medida correctiva hasta antes de la decisión de primera instancia, en cuyo caso se confiere traslado al proveedor para que formule su descargo.</w:t>
+        <w:t>115.3 Las medidas correctivas reparadoras pueden solicitarse en cualquier momento hasta antes de la notificación de cargo al proveedor, sin perjuicio de la facultad de secretaría técnica de la comisión de requerir al consumidor que precise la medida correctiva materia de solicitud. El consumidor puede variar su solicitud de medida correctiva hasta antes de la decisión de primera instancia, en cuyo caso se confiere traslado al proveedor para que formule su descargo.</w:t>
       </w:r>
     </w:p>
     <w:p>
@@ -5501,7 +5501,7 @@
           <w:sz w:val="14"/>
           <w:szCs w:val="14"/>
         </w:rPr>
-        <w:t>115.4     Corresponde al consumidor que solicita el dictado de la medida correctiva reparadora probar las consecuencias patrimoniales directas e inmediatas causadas por la comisión de la infracción administrativa.</w:t>
+        <w:t>115.4 Corresponde al consumidor que solicita el dictado de la medida correctiva reparadora probar las consecuencias patrimoniales directas e inmediatas causadas por la comisión de la infracción administrativa.</w:t>
       </w:r>
     </w:p>
     <w:p>
@@ -5533,7 +5533,7 @@
           <w:sz w:val="14"/>
           <w:szCs w:val="14"/>
         </w:rPr>
-        <w:t>115.5     Los bienes o montos objeto de medidas correctivas reparadoras son entregados por el proveedor directamente al consumidor que los reclama, salvo mandato distinto contenido en la resolución. Aquellos bienes o montos materia de una medida correctiva reparadora, que por algún motivo se encuentran en posesión del Indecopi y deban ser entregados a los consumidores beneficiados, son puestos a disposición de estos.</w:t>
+        <w:t>115.5 Los bienes o montos objeto de medidas correctivas reparadoras son entregados por el proveedor directamente al consumidor que los reclama, salvo mandato distinto contenido en la resolución. Aquellos bienes o montos materia de una medida correctiva reparadora, que por algún motivo se encuentran en posesión del Indecopi y deban ser entregados a los consumidores beneficiados, son puestos a disposición de estos.</w:t>
       </w:r>
     </w:p>
     <w:p>
@@ -5565,7 +5565,7 @@
           <w:sz w:val="14"/>
           <w:szCs w:val="14"/>
         </w:rPr>
-        <w:t>115.6      El extremo de la resolución final que ordena el cumplimiento de una medida correctiva reparadora a favor del consumidor constituye título ejecutivo conforme con lo dispuesto en el artículo 688 del Código Procesal Civil, una vez que quedan consentidas o causan estado en la vía administrativa. La legitimidad para obrar en los procesos civiles de ejecución corresponde a los consumidores beneficiados con la medida correctiva reparadora.</w:t>
+        <w:t>115.6 El extremo de la resolución final que ordena el cumplimiento de una medida correctiva reparadora a favor del consumidor constituye título ejecutivo conforme con lo dispuesto en el artículo 688 del Código Procesal Civil, una vez que quedan consentidas o causan estado en la vía administrativa. La legitimidad para obrar en los procesos civiles de ejecución corresponde a los consumidores beneficiados con la medida correctiva reparadora.</w:t>
       </w:r>
     </w:p>
     <w:p>
@@ -5597,7 +5597,7 @@
           <w:sz w:val="14"/>
           <w:szCs w:val="14"/>
         </w:rPr>
-        <w:t xml:space="preserve">115.7    </w:t>
+        <w:t xml:space="preserve">115.7 </w:t>
       </w:r>
       <w:r>
         <w:rPr>
@@ -6033,7 +6033,7 @@
           <w:sz w:val="14"/>
           <w:szCs w:val="14"/>
         </w:rPr>
-        <w:t xml:space="preserve">             </w:t>
+        <w:t xml:space="preserve"> </w:t>
       </w:r>
       <w:r>
         <w:rPr>
@@ -6073,7 +6073,7 @@
           <w:sz w:val="14"/>
           <w:szCs w:val="14"/>
         </w:rPr>
-        <w:t xml:space="preserve">               </w:t>
+        <w:t xml:space="preserve"> </w:t>
       </w:r>
       <w:r>
         <w:rPr>
@@ -6109,7 +6109,7 @@
           <w:sz w:val="14"/>
           <w:szCs w:val="14"/>
         </w:rPr>
-        <w:t xml:space="preserve">               </w:t>
+        <w:t xml:space="preserve"> </w:t>
       </w:r>
       <w:r>
         <w:rPr>
@@ -6208,7 +6208,7 @@
           <w:szCs w:val="14"/>
         </w:rPr>
         <w:tab/>
-        <w:t>DECRETO LEGISLATIVO Nº 807, LEY SOBRE FACULTADES, NORMAS Y ORGANIZACIÓN DEL INDECOPI FACULTADES DE LAS COMISIONES Y OFICINAS DEL INDECOPI.</w:t>
+        <w:t>DECRETO LEGISLATIVO 807, LEY SOBRE FACULTADES, NORMAS Y ORGANIZACIÓN DEL INDECOPI FACULTADES DE LAS COMISIONES Y OFICINAS DEL INDECOPI.</w:t>
       </w:r>
     </w:p>
     <w:p>
@@ -6231,7 +6231,7 @@
           <w:sz w:val="14"/>
           <w:szCs w:val="14"/>
         </w:rPr>
-        <w:t xml:space="preserve">Artículo 29º.- </w:t>
+        <w:t xml:space="preserve">Artículo 29.- </w:t>
       </w:r>
       <w:r>
         <w:rPr>
@@ -6583,7 +6583,7 @@
               <w:sz w:val="16"/>
               <w:szCs w:val="16"/>
             </w:rPr>
-            <w:t xml:space="preserve">CNICA DE LA    </w:t>
+            <w:t xml:space="preserve">CNICA DE LA </w:t>
           </w:r>
         </w:p>
         <w:p>

--- a/plantillas_maestras/03_seguro_desgravamen/negativa_cobertura/1_ddo_aseguradora/varon/TPL_2560_2025_SEGURO_DESGRAVAMEN_NEGATIVA_COBERTURA_ASEGURADORA_VARON.docx
+++ b/plantillas_maestras/03_seguro_desgravamen/negativa_cobertura/1_ddo_aseguradora/varon/TPL_2560_2025_SEGURO_DESGRAVAMEN_NEGATIVA_COBERTURA_ASEGURADORA_VARON.docx
@@ -126,7 +126,7 @@
           <w:lang w:eastAsia="es-PE"/>
           <w14:ligatures w14:val="none"/>
         </w:rPr>
-        <w:t>DENUNCIANTE</w:t>
+        <w:t xml:space="preserve">DENUNCIANTE: [DENUNCIANTE] (SEÑOR [APELLIDO])</w:t>
       </w:r>
       <w:r>
         <w:rPr>
@@ -138,7 +138,7 @@
           <w14:ligatures w14:val="none"/>
         </w:rPr>
         <w:tab/>
-        <w:t xml:space="preserve">: </w:t>
+        <w:t xml:space="preserve"/>
       </w:r>
       <w:bookmarkStart w:id="0" w:name="_Hlk62505593"/>
       <w:r>
@@ -161,7 +161,7 @@
           <w:lang w:val="es-ES" w:eastAsia="es-PE"/>
           <w14:ligatures w14:val="none"/>
         </w:rPr>
-        <w:t>CARLOS VALDERRAMA RIOJA</w:t>
+        <w:t/>
       </w:r>
       <w:r>
         <w:rPr>
@@ -172,7 +172,7 @@
           <w:lang w:val="es-ES" w:eastAsia="es-PE"/>
           <w14:ligatures w14:val="none"/>
         </w:rPr>
-        <w:t xml:space="preserve"> (SEÑOR VALDERRAMA)</w:t>
+        <w:t xml:space="preserve"/>
       </w:r>
     </w:p>
     <w:bookmarkEnd w:id="0"/>
@@ -586,7 +586,7 @@
           <w:lang w:eastAsia="es-PE"/>
           <w14:ligatures w14:val="none"/>
         </w:rPr>
-        <w:t xml:space="preserve">Mediante el escrito del </w:t>
+        <w:t xml:space="preserve">Mediante el escrito del 17 de junio de 2025 complementada con el escrito del 15 de octubre de 2025, el señor [APELLIDO] denunció a Interseguro por presuntas infracciones a la Ley  29571, Código de Protección y Defensa del Consumidor (en adelante, Código), señalando lo siguiente:</w:t>
       </w:r>
       <w:r>
         <w:rPr>
@@ -595,7 +595,7 @@
           <w:lang w:eastAsia="es-PE"/>
           <w14:ligatures w14:val="none"/>
         </w:rPr>
-        <w:t>17 de junio</w:t>
+        <w:t/>
       </w:r>
       <w:r>
         <w:rPr>
@@ -604,7 +604,7 @@
           <w:lang w:eastAsia="es-PE"/>
           <w14:ligatures w14:val="none"/>
         </w:rPr>
-        <w:t xml:space="preserve"> de 2025 </w:t>
+        <w:t xml:space="preserve"/>
       </w:r>
       <w:r>
         <w:rPr>
@@ -613,7 +613,7 @@
           <w:lang w:eastAsia="es-PE"/>
           <w14:ligatures w14:val="none"/>
         </w:rPr>
-        <w:t>complementad</w:t>
+        <w:t/>
       </w:r>
       <w:r>
         <w:rPr>
@@ -622,7 +622,7 @@
           <w:lang w:eastAsia="es-PE"/>
           <w14:ligatures w14:val="none"/>
         </w:rPr>
-        <w:t>a</w:t>
+        <w:t/>
       </w:r>
       <w:r>
         <w:rPr>
@@ -631,7 +631,7 @@
           <w:lang w:eastAsia="es-PE"/>
           <w14:ligatures w14:val="none"/>
         </w:rPr>
-        <w:t xml:space="preserve"> con el escrito del </w:t>
+        <w:t xml:space="preserve"/>
       </w:r>
       <w:r>
         <w:rPr>
@@ -640,7 +640,7 @@
           <w:lang w:eastAsia="es-PE"/>
           <w14:ligatures w14:val="none"/>
         </w:rPr>
-        <w:t>1</w:t>
+        <w:t/>
       </w:r>
       <w:r>
         <w:rPr>
@@ -649,7 +649,7 @@
           <w:lang w:eastAsia="es-PE"/>
           <w14:ligatures w14:val="none"/>
         </w:rPr>
-        <w:t>5 de octubre</w:t>
+        <w:t/>
       </w:r>
       <w:r>
         <w:rPr>
@@ -658,7 +658,7 @@
           <w:lang w:eastAsia="es-PE"/>
           <w14:ligatures w14:val="none"/>
         </w:rPr>
-        <w:t xml:space="preserve"> de 2025</w:t>
+        <w:t xml:space="preserve"/>
       </w:r>
       <w:r>
         <w:rPr>
@@ -677,7 +677,7 @@
           <w:lang w:eastAsia="es-PE"/>
           <w14:ligatures w14:val="none"/>
         </w:rPr>
-        <w:t xml:space="preserve">, </w:t>
+        <w:t xml:space="preserve"/>
       </w:r>
       <w:r>
         <w:rPr>
@@ -686,7 +686,7 @@
           <w:lang w:eastAsia="es-PE"/>
           <w14:ligatures w14:val="none"/>
         </w:rPr>
-        <w:t xml:space="preserve">el señor Valderrama </w:t>
+        <w:t xml:space="preserve"/>
       </w:r>
       <w:r>
         <w:rPr>
@@ -695,7 +695,7 @@
           <w:lang w:eastAsia="es-PE"/>
           <w14:ligatures w14:val="none"/>
         </w:rPr>
-        <w:t>denunció a</w:t>
+        <w:t/>
       </w:r>
       <w:r>
         <w:rPr>
@@ -704,7 +704,7 @@
           <w:lang w:eastAsia="es-PE"/>
           <w14:ligatures w14:val="none"/>
         </w:rPr>
-        <w:t xml:space="preserve"> Interseguro</w:t>
+        <w:t xml:space="preserve"/>
       </w:r>
       <w:r>
         <w:rPr>
@@ -713,7 +713,7 @@
           <w:lang w:eastAsia="es-PE"/>
           <w14:ligatures w14:val="none"/>
         </w:rPr>
-        <w:t xml:space="preserve"> </w:t>
+        <w:t xml:space="preserve"/>
       </w:r>
       <w:r>
         <w:rPr>
@@ -722,7 +722,7 @@
           <w:lang w:eastAsia="es-PE"/>
           <w14:ligatures w14:val="none"/>
         </w:rPr>
-        <w:t>por presuntas infracciones a la Ley </w:t>
+        <w:t/>
       </w:r>
       <w:r>
         <w:rPr>
@@ -731,7 +731,7 @@
           <w:lang w:eastAsia="es-PE"/>
           <w14:ligatures w14:val="none"/>
         </w:rPr>
-        <w:t xml:space="preserve"> </w:t>
+        <w:t xml:space="preserve"/>
       </w:r>
       <w:r>
         <w:rPr>
@@ -740,7 +740,7 @@
           <w:lang w:eastAsia="es-PE"/>
           <w14:ligatures w14:val="none"/>
         </w:rPr>
-        <w:t>29571, Código de Protección y Defensa del Consumidor (en adelante, Código</w:t>
+        <w:t/>
       </w:r>
       <w:r>
         <w:rPr>
@@ -749,7 +749,7 @@
           <w:lang w:eastAsia="es-PE"/>
           <w14:ligatures w14:val="none"/>
         </w:rPr>
-        <w:t>)</w:t>
+        <w:t/>
       </w:r>
       <w:r>
         <w:rPr>
@@ -768,7 +768,7 @@
           <w:lang w:eastAsia="es-PE"/>
           <w14:ligatures w14:val="none"/>
         </w:rPr>
-        <w:t>, señalando lo siguiente:</w:t>
+        <w:t/>
       </w:r>
     </w:p>
     <w:p>
@@ -1234,7 +1234,7 @@
           <w:lang w:val="es-ES" w:eastAsia="es-ES"/>
           <w14:ligatures w14:val="none"/>
         </w:rPr>
-        <w:t>E</w:t>
+        <w:t xml:space="preserve">El señor [APELLIDO] solicitó, en calidad de medida correctiva, que se ordene la cobertura del seguro de desgravamen por haberse determinado su estado de invalidez total permanente.</w:t>
       </w:r>
       <w:r>
         <w:rPr>
@@ -1244,7 +1244,7 @@
           <w:lang w:val="es-ES" w:eastAsia="es-ES"/>
           <w14:ligatures w14:val="none"/>
         </w:rPr>
-        <w:t>l</w:t>
+        <w:t/>
       </w:r>
       <w:r>
         <w:rPr>
@@ -1254,7 +1254,7 @@
           <w:lang w:val="es-ES" w:eastAsia="es-ES"/>
           <w14:ligatures w14:val="none"/>
         </w:rPr>
-        <w:t xml:space="preserve"> señor Valderrama solicitó, en calidad de medida correctiva</w:t>
+        <w:t xml:space="preserve"/>
       </w:r>
       <w:r>
         <w:rPr>
@@ -1264,7 +1264,7 @@
           <w:lang w:val="es-ES" w:eastAsia="es-ES"/>
           <w14:ligatures w14:val="none"/>
         </w:rPr>
-        <w:t>,</w:t>
+        <w:t/>
       </w:r>
       <w:r>
         <w:rPr>
@@ -1274,7 +1274,7 @@
           <w:lang w:val="es-ES" w:eastAsia="es-ES"/>
           <w14:ligatures w14:val="none"/>
         </w:rPr>
-        <w:t xml:space="preserve"> que</w:t>
+        <w:t xml:space="preserve"/>
       </w:r>
       <w:r>
         <w:rPr>
@@ -1284,7 +1284,7 @@
           <w:lang w:val="es-ES" w:eastAsia="es-ES"/>
           <w14:ligatures w14:val="none"/>
         </w:rPr>
-        <w:t xml:space="preserve"> s</w:t>
+        <w:t xml:space="preserve"/>
       </w:r>
       <w:r>
         <w:rPr>
@@ -1294,7 +1294,7 @@
           <w:lang w:val="es-ES" w:eastAsia="es-ES"/>
           <w14:ligatures w14:val="none"/>
         </w:rPr>
-        <w:t xml:space="preserve">e ordene la cobertura del seguro de desgravamen por </w:t>
+        <w:t xml:space="preserve"/>
       </w:r>
       <w:r>
         <w:rPr>
@@ -1304,7 +1304,7 @@
           <w:lang w:val="es-ES" w:eastAsia="es-ES"/>
           <w14:ligatures w14:val="none"/>
         </w:rPr>
-        <w:t xml:space="preserve">haberse determinado su estado de </w:t>
+        <w:t xml:space="preserve"/>
       </w:r>
       <w:r>
         <w:rPr>
@@ -1314,7 +1314,7 @@
           <w:lang w:val="es-ES" w:eastAsia="es-ES"/>
           <w14:ligatures w14:val="none"/>
         </w:rPr>
-        <w:t>invalidez total permanente.</w:t>
+        <w:t/>
       </w:r>
     </w:p>
     <w:p>
@@ -1920,20 +1920,20 @@
           <w:b/>
           <w:bCs/>
         </w:rPr>
-        <w:t>PRIMERO</w:t>
+        <w:t xml:space="preserve">PRIMERO: admitir a trámite la denuncia del 17 de junio de 2025, complementado con el escrito del 15 de octubre de 2025, interpuesta por el señor [DENUNCIANTE] en contra de Interseguro Compañía de Seguros S.A., por lo siguiente:</w:t>
       </w:r>
       <w:r>
         <w:rPr>
           <w:rFonts w:ascii="Arial Narrow" w:hAnsi="Arial Narrow"/>
           <w:bCs/>
         </w:rPr>
-        <w:t>:</w:t>
+        <w:t/>
       </w:r>
       <w:r>
         <w:rPr>
           <w:rFonts w:ascii="Arial Narrow" w:hAnsi="Arial Narrow"/>
         </w:rPr>
-        <w:t xml:space="preserve"> </w:t>
+        <w:t xml:space="preserve"/>
       </w:r>
       <w:r>
         <w:rPr>
@@ -1941,7 +1941,7 @@
           <w:rFonts w:ascii="Arial Narrow" w:hAnsi="Arial Narrow"/>
           <w:shd w:val="clear" w:color="auto" w:fill="FFFFFF"/>
         </w:rPr>
-        <w:t>a</w:t>
+        <w:t/>
       </w:r>
       <w:r>
         <w:rPr>
@@ -1949,7 +1949,7 @@
           <w:rFonts w:ascii="Arial Narrow" w:hAnsi="Arial Narrow"/>
           <w:shd w:val="clear" w:color="auto" w:fill="FFFFFF"/>
         </w:rPr>
-        <w:t xml:space="preserve">dmitir a trámite la denuncia </w:t>
+        <w:t xml:space="preserve"/>
       </w:r>
       <w:bookmarkStart w:id="4" w:name="_Hlk156498341"/>
       <w:bookmarkStart w:id="5" w:name="_Hlk156241115"/>
@@ -1960,32 +1960,32 @@
           <w:lang w:eastAsia="es-PE"/>
           <w14:ligatures w14:val="none"/>
         </w:rPr>
-        <w:t>del 17 de junio de 2025, complementado con el escrito del 15 de octubre de 2025</w:t>
+        <w:t/>
       </w:r>
       <w:r>
         <w:rPr>
           <w:rFonts w:ascii="Arial Narrow" w:hAnsi="Arial Narrow"/>
         </w:rPr>
-        <w:t xml:space="preserve">, </w:t>
+        <w:t xml:space="preserve"/>
       </w:r>
       <w:r>
         <w:rPr>
           <w:rFonts w:ascii="Arial Narrow" w:hAnsi="Arial Narrow"/>
         </w:rPr>
-        <w:t xml:space="preserve">interpuesta </w:t>
+        <w:t xml:space="preserve"/>
       </w:r>
       <w:r>
         <w:rPr>
           <w:rFonts w:ascii="Arial Narrow" w:hAnsi="Arial Narrow"/>
         </w:rPr>
-        <w:t xml:space="preserve">por </w:t>
+        <w:t xml:space="preserve"/>
       </w:r>
       <w:bookmarkEnd w:id="4"/>
       <w:r>
         <w:rPr>
           <w:rFonts w:ascii="Arial Narrow" w:hAnsi="Arial Narrow"/>
         </w:rPr>
-        <w:t xml:space="preserve">el </w:t>
+        <w:t xml:space="preserve"/>
       </w:r>
       <w:r>
         <w:rPr>
@@ -1994,7 +1994,7 @@
           <w:lang w:eastAsia="es-PE"/>
           <w14:ligatures w14:val="none"/>
         </w:rPr>
-        <w:t xml:space="preserve">señor </w:t>
+        <w:t xml:space="preserve"/>
       </w:r>
       <w:r>
         <w:rPr>
@@ -2003,20 +2003,20 @@
           <w:lang w:eastAsia="es-PE"/>
           <w14:ligatures w14:val="none"/>
         </w:rPr>
-        <w:t xml:space="preserve">Carlos Valderrama Rioja </w:t>
+        <w:t xml:space="preserve"/>
       </w:r>
       <w:r>
         <w:rPr>
           <w:rFonts w:ascii="Arial Narrow" w:hAnsi="Arial Narrow"/>
         </w:rPr>
-        <w:t>en</w:t>
+        <w:t/>
       </w:r>
       <w:r>
         <w:rPr>
           <w:rFonts w:ascii="Arial Narrow" w:eastAsia="Arial Narrow" w:hAnsi="Arial Narrow" w:cs="Arial"/>
           <w:lang w:eastAsia="es-PE"/>
         </w:rPr>
-        <w:t xml:space="preserve"> contra de </w:t>
+        <w:t xml:space="preserve"/>
       </w:r>
       <w:r>
         <w:rPr>
@@ -2025,7 +2025,7 @@
           <w:lang w:val="es-ES" w:eastAsia="es-PE"/>
           <w14:ligatures w14:val="none"/>
         </w:rPr>
-        <w:t>Interseguro Compañía de Seguros S.A</w:t>
+        <w:t/>
       </w:r>
       <w:r>
         <w:rPr>
@@ -2034,7 +2034,7 @@
           <w:lang w:val="es-ES" w:eastAsia="es-PE"/>
           <w14:ligatures w14:val="none"/>
         </w:rPr>
-        <w:t>.</w:t>
+        <w:t/>
       </w:r>
       <w:r>
         <w:rPr>
@@ -2043,14 +2043,14 @@
           <w:lang w:eastAsia="es-PE"/>
           <w14:ligatures w14:val="none"/>
         </w:rPr>
-        <w:t xml:space="preserve">, </w:t>
+        <w:t xml:space="preserve"/>
       </w:r>
       <w:r>
         <w:rPr>
           <w:rFonts w:ascii="Arial Narrow" w:eastAsia="Arial Narrow" w:hAnsi="Arial Narrow" w:cs="Arial"/>
           <w:lang w:eastAsia="es-PE"/>
         </w:rPr>
-        <w:t>por</w:t>
+        <w:t/>
       </w:r>
       <w:r>
         <w:rPr>
@@ -2058,7 +2058,7 @@
           <w:rFonts w:ascii="Arial Narrow" w:hAnsi="Arial Narrow"/>
           <w:shd w:val="clear" w:color="auto" w:fill="FFFFFF"/>
         </w:rPr>
-        <w:t xml:space="preserve"> lo siguiente:</w:t>
+        <w:t xml:space="preserve"/>
       </w:r>
       <w:bookmarkStart w:id="6" w:name="_Hlk160127190"/>
       <w:bookmarkStart w:id="7" w:name="_Hlk84970745"/>
@@ -3286,7 +3286,7 @@
           <w:kern w:val="0"/>
           <w14:ligatures w14:val="none"/>
         </w:rPr>
-        <w:t>DÉCIMO:</w:t>
+        <w:t xml:space="preserve">DÉCIMO: requerir al señor [DENUNCIANTE] para que, dentro del plazo de dos (2) días hábiles siguientes a la fecha en que reciba la notificación en su bandeja de correo electrónico, efectúe la confirmación de recepción de la notificación remitida por este despacho a su correo electrónico, de conformidad con el segundo párrafo del numeral 4 del artículo 20 del Texto Único Ordenado de la Ley del Procedimiento Administrativo General, aprobado mediante Decreto Supremo 006-2026-JUS, bajo apercibimiento de rehacer el acto de notificación y notificarle conforme al numeral 1 del artículo 20 del citado cuerpo normativo.</w:t>
       </w:r>
       <w:r>
         <w:rPr>
@@ -3296,7 +3296,7 @@
           <w:kern w:val="0"/>
           <w14:ligatures w14:val="none"/>
         </w:rPr>
-        <w:t xml:space="preserve"> </w:t>
+        <w:t xml:space="preserve"/>
       </w:r>
       <w:r>
         <w:rPr>
@@ -3306,7 +3306,7 @@
           <w:kern w:val="0"/>
           <w14:ligatures w14:val="none"/>
         </w:rPr>
-        <w:t>r</w:t>
+        <w:t/>
       </w:r>
       <w:r>
         <w:rPr>
@@ -3316,7 +3316,7 @@
           <w:kern w:val="0"/>
           <w14:ligatures w14:val="none"/>
         </w:rPr>
-        <w:t>equerir a</w:t>
+        <w:t/>
       </w:r>
       <w:r>
         <w:rPr>
@@ -3327,7 +3327,7 @@
           <w:lang w:eastAsia="es-PE"/>
           <w14:ligatures w14:val="none"/>
         </w:rPr>
-        <w:t xml:space="preserve">l señor </w:t>
+        <w:t xml:space="preserve"/>
       </w:r>
       <w:r>
         <w:rPr>
@@ -3336,14 +3336,14 @@
           <w:lang w:eastAsia="es-PE"/>
           <w14:ligatures w14:val="none"/>
         </w:rPr>
-        <w:t xml:space="preserve">Carlos Valderrama Rioja </w:t>
+        <w:t xml:space="preserve"/>
       </w:r>
       <w:r>
         <w:rPr>
           <w:rFonts w:ascii="Arial Narrow" w:hAnsi="Arial Narrow"/>
           <w:color w:val="000000"/>
         </w:rPr>
-        <w:t>para que, dentro del plazo de dos (2) días hábiles siguientes a la fecha en que reciba la notificación en su bandeja de correo electrónico, efectúe la confirmación de recepción de la notificación remitida por este despacho a su correo electrónico, de conformidad con el segundo párrafo del numeral 4 del artículo 20</w:t>
+        <w:t/>
       </w:r>
       <w:r>
         <w:rPr>
@@ -3360,7 +3360,7 @@
           <w:rFonts w:ascii="Arial Narrow" w:hAnsi="Arial Narrow"/>
           <w:color w:val="000000"/>
         </w:rPr>
-        <w:t xml:space="preserve"> del Texto Único Ordenado de la Ley del Procedimiento Administrativo General, aprobado mediante Decreto Supremo 006-2026-JUS, bajo apercibimiento de rehacer el acto de notificación y notificarle conforme al numeral 1 del artículo 20</w:t>
+        <w:t xml:space="preserve"/>
       </w:r>
       <w:r>
         <w:rPr>
@@ -3377,7 +3377,7 @@
           <w:rFonts w:ascii="Arial Narrow" w:hAnsi="Arial Narrow"/>
           <w:color w:val="000000"/>
         </w:rPr>
-        <w:t xml:space="preserve"> del citado cuerpo normativo</w:t>
+        <w:t xml:space="preserve"/>
       </w:r>
       <w:r>
         <w:rPr>
@@ -3390,7 +3390,7 @@
         <w:rPr>
           <w:rFonts w:ascii="Arial Narrow" w:hAnsi="Arial Narrow" w:cs="Arial"/>
         </w:rPr>
-        <w:t>.</w:t>
+        <w:t/>
       </w:r>
     </w:p>
     <w:p>

--- a/plantillas_maestras/03_seguro_desgravamen/negativa_cobertura/1_ddo_aseguradora/varon/TPL_2560_2025_SEGURO_DESGRAVAMEN_NEGATIVA_COBERTURA_ASEGURADORA_VARON.docx
+++ b/plantillas_maestras/03_seguro_desgravamen/negativa_cobertura/1_ddo_aseguradora/varon/TPL_2560_2025_SEGURO_DESGRAVAMEN_NEGATIVA_COBERTURA_ASEGURADORA_VARON.docx
@@ -586,7 +586,7 @@
           <w:lang w:eastAsia="es-PE"/>
           <w14:ligatures w14:val="none"/>
         </w:rPr>
-        <w:t xml:space="preserve">Mediante el escrito del 17 de junio de 2025 complementada con el escrito del 15 de octubre de 2025, el señor [APELLIDO] denunció a Interseguro por presuntas infracciones a la Ley  29571, Código de Protección y Defensa del Consumidor (en adelante, Código), señalando lo siguiente:</w:t>
+        <w:t xml:space="preserve">Mediante el escrito del 17 de junio de 2025 complementada con el escrito del 15 de octubre de 2025, el señor [APELLIDO] denunció a Interseguro por presuntas infracciones a la Ley 29571, Código de Protección y Defensa del Consumidor (en adelante, Código), señalando lo siguiente:</w:t>
       </w:r>
       <w:r>
         <w:rPr>
